--- a/UserManagment_ReadME.docx
+++ b/UserManagment_ReadME.docx
@@ -9,52 +9,34 @@
           <w:bCs/>
         </w:rPr>
       </w:pPr>
-      <w:proofErr w:type="spellStart"/>
       <w:r>
         <w:rPr>
           <w:b/>
           <w:bCs/>
         </w:rPr>
-        <w:t>UserManagment.Data</w:t>
-      </w:r>
-      <w:proofErr w:type="spellEnd"/>
-      <w:r>
-        <w:rPr>
-          <w:b/>
-          <w:bCs/>
-        </w:rPr>
-        <w:t xml:space="preserve"> Packages Added </w:t>
+        <w:t xml:space="preserve">UserManagment.Data Packages Added </w:t>
       </w:r>
     </w:p>
     <w:p>
-      <w:proofErr w:type="spellStart"/>
       <w:r>
         <w:t>Microsoft.EntityFrameworkCore</w:t>
       </w:r>
-      <w:proofErr w:type="spellEnd"/>
       <w:r>
         <w:t xml:space="preserve"> 9.6</w:t>
       </w:r>
     </w:p>
     <w:p>
-      <w:proofErr w:type="spellStart"/>
       <w:r>
         <w:t>Microsoft.EntityFrameworkCore.Abstractions</w:t>
       </w:r>
-      <w:proofErr w:type="spellEnd"/>
       <w:r>
         <w:t xml:space="preserve"> 9.6</w:t>
       </w:r>
     </w:p>
     <w:p>
-      <w:proofErr w:type="spellStart"/>
       <w:r>
-        <w:t>Microsoft.EntityFrameworkCore</w:t>
+        <w:t>Microsoft.EntityFrameworkCore.SqlServer</w:t>
       </w:r>
-      <w:r>
-        <w:t>.SqlServer</w:t>
-      </w:r>
-      <w:proofErr w:type="spellEnd"/>
       <w:r>
         <w:t xml:space="preserve"> 9.6</w:t>
       </w:r>
@@ -83,15 +65,7 @@
         </w:numPr>
       </w:pPr>
       <w:r>
-        <w:t xml:space="preserve">Go to </w:t>
-      </w:r>
-      <w:proofErr w:type="spellStart"/>
-      <w:r>
-        <w:t>sql</w:t>
-      </w:r>
-      <w:proofErr w:type="spellEnd"/>
-      <w:r>
-        <w:t xml:space="preserve"> server and create a brand new database</w:t>
+        <w:t>Go to sql server and create a brand new database</w:t>
       </w:r>
     </w:p>
     <w:p>
@@ -103,23 +77,7 @@
         </w:numPr>
       </w:pPr>
       <w:r>
-        <w:t xml:space="preserve">Deploy the </w:t>
-      </w:r>
-      <w:proofErr w:type="spellStart"/>
-      <w:r>
-        <w:t>dacpack</w:t>
-      </w:r>
-      <w:proofErr w:type="spellEnd"/>
-      <w:r>
-        <w:t xml:space="preserve"> to the newly created </w:t>
-      </w:r>
-      <w:proofErr w:type="spellStart"/>
-      <w:r>
-        <w:t>sql</w:t>
-      </w:r>
-      <w:proofErr w:type="spellEnd"/>
-      <w:r>
-        <w:t xml:space="preserve"> server database</w:t>
+        <w:t>Deploy the dacpack to the newly created sql server database</w:t>
       </w:r>
     </w:p>
     <w:p>
@@ -131,27 +89,15 @@
         </w:numPr>
       </w:pPr>
       <w:r>
-        <w:t xml:space="preserve">Go to the </w:t>
-      </w:r>
-      <w:proofErr w:type="spellStart"/>
-      <w:r>
-        <w:t>serviceCollectionExtension</w:t>
-      </w:r>
-      <w:proofErr w:type="spellEnd"/>
-      <w:r>
-        <w:t xml:space="preserve"> on the database and insert the connection string into the </w:t>
-      </w:r>
-      <w:proofErr w:type="spellStart"/>
-      <w:r>
-        <w:t>usesqlserver</w:t>
-      </w:r>
-      <w:proofErr w:type="spellEnd"/>
-      <w:r>
-        <w:t xml:space="preserve"> brackets </w:t>
+        <w:t xml:space="preserve">Go to the serviceCollectionExtension on the database and insert the connection string into the usesqlserver brackets </w:t>
       </w:r>
     </w:p>
     <w:p/>
-    <w:p/>
+    <w:p>
+      <w:r>
+        <w:t>Blazor is only partially completed to ensure code quality on the rest of the code base</w:t>
+      </w:r>
+    </w:p>
     <w:p/>
     <w:p/>
     <w:sectPr>

--- a/UserManagment_ReadME.docx
+++ b/UserManagment_ReadME.docx
@@ -92,13 +92,6 @@
         <w:t xml:space="preserve">Go to the serviceCollectionExtension on the database and insert the connection string into the usesqlserver brackets </w:t>
       </w:r>
     </w:p>
-    <w:p/>
-    <w:p>
-      <w:r>
-        <w:t>Blazor is only partially completed to ensure code quality on the rest of the code base</w:t>
-      </w:r>
-    </w:p>
-    <w:p/>
     <w:p/>
     <w:sectPr>
       <w:pgSz w:w="11906" w:h="16838"/>
